--- a/Work/Creo en ti Julio Melgar.docx
+++ b/Work/Creo en ti Julio Melgar.docx
@@ -6,72 +6,582 @@
       <w:pPr>
         <w:spacing w:after="0"/>
         <w:rPr>
+          <w:sz w:val="160"/>
+          <w:szCs w:val="160"/>
+        </w:rPr>
+      </w:pPr>
+      <w:r>
+        <w:rPr>
+          <w:b/>
+          <w:bCs/>
           <w:sz w:val="96"/>
           <w:szCs w:val="96"/>
         </w:rPr>
+        <w:t>Creo en ti</w:t>
+      </w:r>
+      <w:r>
+        <w:rPr>
+          <w:sz w:val="72"/>
+          <w:szCs w:val="72"/>
+        </w:rPr>
+        <w:t xml:space="preserve"> </w:t>
+      </w:r>
+      <w:r>
+        <w:rPr>
+          <w:sz w:val="40"/>
+          <w:szCs w:val="40"/>
+        </w:rPr>
+        <w:t>Julio Melgar</w:t>
+      </w:r>
+    </w:p>
+    <w:p>
+      <w:pPr>
+        <w:spacing w:after="0"/>
+        <w:rPr>
+          <w:sz w:val="36"/>
+          <w:szCs w:val="36"/>
+        </w:rPr>
       </w:pPr>
       <w:r>
         <w:rPr>
           <w:b/>
           <w:bCs/>
-          <w:sz w:val="68"/>
-          <w:szCs w:val="68"/>
-        </w:rPr>
-        <w:t>Creo en ti</w:t>
-      </w:r>
-      <w:r>
-        <w:rPr>
-          <w:sz w:val="96"/>
-          <w:szCs w:val="96"/>
+          <w:sz w:val="36"/>
+          <w:szCs w:val="36"/>
+        </w:rPr>
+        <w:t xml:space="preserve">Intro: </w:t>
+      </w:r>
+      <w:r>
+        <w:rPr>
+          <w:sz w:val="36"/>
+          <w:szCs w:val="36"/>
+        </w:rPr>
+        <w:t>//</w:t>
+      </w:r>
+      <w:r>
+        <w:rPr>
+          <w:sz w:val="36"/>
+          <w:szCs w:val="36"/>
         </w:rPr>
         <w:t xml:space="preserve"> </w:t>
       </w:r>
       <w:r>
         <w:rPr>
-          <w:sz w:val="32"/>
-          <w:szCs w:val="32"/>
-        </w:rPr>
-        <w:t>Julio Melgar</w:t>
-      </w:r>
-    </w:p>
-    <w:p>
-      <w:pPr>
-        <w:spacing w:after="0"/>
-        <w:rPr>
-          <w:sz w:val="32"/>
-          <w:szCs w:val="32"/>
-        </w:rPr>
-      </w:pPr>
-      <w:r>
+          <w:sz w:val="36"/>
+          <w:szCs w:val="36"/>
+        </w:rPr>
+        <w:t>G - A - D/F# -</w:t>
+      </w:r>
+      <w:r>
+        <w:rPr>
+          <w:b/>
+          <w:bCs/>
+          <w:sz w:val="36"/>
+          <w:szCs w:val="36"/>
+        </w:rPr>
+        <w:t xml:space="preserve"> </w:t>
+      </w:r>
+      <w:r>
+        <w:rPr>
+          <w:sz w:val="36"/>
+          <w:szCs w:val="36"/>
+        </w:rPr>
+        <w:t xml:space="preserve">G - G - A </w:t>
+      </w:r>
+      <w:r>
+        <w:rPr>
+          <w:sz w:val="36"/>
+          <w:szCs w:val="36"/>
+        </w:rPr>
+        <w:t>-</w:t>
+      </w:r>
+      <w:r>
+        <w:rPr>
+          <w:sz w:val="36"/>
+          <w:szCs w:val="36"/>
+        </w:rPr>
+        <w:t xml:space="preserve"> B</w:t>
+      </w:r>
+      <w:r>
+        <w:rPr>
+          <w:sz w:val="2"/>
+          <w:szCs w:val="2"/>
+        </w:rPr>
+        <w:t xml:space="preserve"> </w:t>
+      </w:r>
+      <w:r>
+        <w:rPr>
+          <w:sz w:val="36"/>
+          <w:szCs w:val="36"/>
+        </w:rPr>
+        <w:t>m</w:t>
+      </w:r>
+      <w:r>
+        <w:rPr>
+          <w:sz w:val="36"/>
+          <w:szCs w:val="36"/>
+        </w:rPr>
+        <w:t xml:space="preserve"> </w:t>
+      </w:r>
+      <w:r>
+        <w:rPr>
+          <w:sz w:val="36"/>
+          <w:szCs w:val="36"/>
+        </w:rPr>
+        <w:t>//</w:t>
+      </w:r>
+    </w:p>
+    <w:p>
+      <w:pPr>
+        <w:spacing w:after="0"/>
+        <w:rPr>
+          <w:b/>
+          <w:bCs/>
+          <w:sz w:val="36"/>
+          <w:szCs w:val="36"/>
+        </w:rPr>
+      </w:pPr>
+      <w:r>
+        <w:rPr>
+          <w:b/>
+          <w:bCs/>
+          <w:sz w:val="36"/>
+          <w:szCs w:val="36"/>
+        </w:rPr>
+        <w:t>Verso</w:t>
+      </w:r>
+    </w:p>
+    <w:p>
+      <w:pPr>
+        <w:spacing w:after="0"/>
+        <w:rPr>
+          <w:sz w:val="36"/>
+          <w:szCs w:val="36"/>
+        </w:rPr>
+      </w:pPr>
+      <w:r>
+        <w:rPr>
+          <w:sz w:val="36"/>
+          <w:szCs w:val="36"/>
+        </w:rPr>
+        <w:t>Bm7                                G</w:t>
+      </w:r>
+    </w:p>
+    <w:p>
+      <w:pPr>
+        <w:spacing w:after="0"/>
+        <w:rPr>
+          <w:sz w:val="36"/>
+          <w:szCs w:val="36"/>
+        </w:rPr>
+      </w:pPr>
+      <w:r>
+        <w:rPr>
+          <w:sz w:val="36"/>
+          <w:szCs w:val="36"/>
+        </w:rPr>
+        <w:t>Quiero levantar a ti mis manos</w:t>
+      </w:r>
+    </w:p>
+    <w:p>
+      <w:pPr>
+        <w:spacing w:after="0"/>
+        <w:rPr>
+          <w:sz w:val="36"/>
+          <w:szCs w:val="36"/>
+        </w:rPr>
+      </w:pPr>
+      <w:r>
+        <w:rPr>
+          <w:sz w:val="36"/>
+          <w:szCs w:val="36"/>
+        </w:rPr>
+        <w:t xml:space="preserve">           D                      </w:t>
+      </w:r>
+      <w:r>
+        <w:rPr>
+          <w:sz w:val="36"/>
+          <w:szCs w:val="36"/>
+        </w:rPr>
+        <w:t xml:space="preserve">    </w:t>
+      </w:r>
+      <w:r>
+        <w:rPr>
+          <w:sz w:val="36"/>
+          <w:szCs w:val="36"/>
+        </w:rPr>
+        <w:t>A</w:t>
+      </w:r>
+    </w:p>
+    <w:p>
+      <w:pPr>
+        <w:spacing w:after="0"/>
+        <w:rPr>
+          <w:sz w:val="36"/>
+          <w:szCs w:val="36"/>
+        </w:rPr>
+      </w:pPr>
+      <w:r>
+        <w:rPr>
+          <w:sz w:val="36"/>
+          <w:szCs w:val="36"/>
+        </w:rPr>
+        <w:t>Maravilloso Jesús, milagroso Señor</w:t>
+      </w:r>
+    </w:p>
+    <w:p>
+      <w:pPr>
+        <w:spacing w:after="0"/>
+        <w:rPr>
+          <w:sz w:val="36"/>
+          <w:szCs w:val="36"/>
+        </w:rPr>
+      </w:pPr>
+      <w:r>
+        <w:rPr>
+          <w:sz w:val="36"/>
+          <w:szCs w:val="36"/>
+        </w:rPr>
+        <w:t>Bm7                                  G</w:t>
+      </w:r>
+    </w:p>
+    <w:p>
+      <w:pPr>
+        <w:spacing w:after="0"/>
+        <w:rPr>
+          <w:sz w:val="36"/>
+          <w:szCs w:val="36"/>
+        </w:rPr>
+      </w:pPr>
+      <w:r>
+        <w:rPr>
+          <w:sz w:val="36"/>
+          <w:szCs w:val="36"/>
+        </w:rPr>
+        <w:t>Llena este lugar de tu presencia</w:t>
+      </w:r>
+    </w:p>
+    <w:p>
+      <w:pPr>
+        <w:spacing w:after="0"/>
+        <w:rPr>
+          <w:sz w:val="36"/>
+          <w:szCs w:val="36"/>
+        </w:rPr>
+      </w:pPr>
+      <w:r>
+        <w:rPr>
+          <w:sz w:val="36"/>
+          <w:szCs w:val="36"/>
+        </w:rPr>
+        <w:t xml:space="preserve">                       D                                 </w:t>
+      </w:r>
+      <w:r>
+        <w:rPr>
+          <w:sz w:val="36"/>
+          <w:szCs w:val="36"/>
+        </w:rPr>
+        <w:t xml:space="preserve">   </w:t>
+      </w:r>
+      <w:r>
+        <w:rPr>
+          <w:sz w:val="36"/>
+          <w:szCs w:val="36"/>
+        </w:rPr>
+        <w:t>A</w:t>
+      </w:r>
+    </w:p>
+    <w:p>
+      <w:pPr>
+        <w:spacing w:after="0"/>
+        <w:rPr>
+          <w:sz w:val="36"/>
+          <w:szCs w:val="36"/>
+        </w:rPr>
+      </w:pPr>
+      <w:r>
+        <w:rPr>
+          <w:sz w:val="36"/>
+          <w:szCs w:val="36"/>
+        </w:rPr>
+        <w:t>Y has descender tu poder a los que estamos aquí</w:t>
+      </w:r>
+    </w:p>
+    <w:p>
+      <w:pPr>
+        <w:spacing w:after="0"/>
+        <w:rPr>
+          <w:sz w:val="36"/>
+          <w:szCs w:val="36"/>
+        </w:rPr>
+      </w:pPr>
+    </w:p>
+    <w:p>
+      <w:pPr>
+        <w:spacing w:after="0"/>
+        <w:rPr>
+          <w:b/>
+          <w:bCs/>
+          <w:sz w:val="36"/>
+          <w:szCs w:val="36"/>
+        </w:rPr>
+      </w:pPr>
+      <w:r>
+        <w:rPr>
+          <w:b/>
+          <w:bCs/>
+          <w:sz w:val="16"/>
+          <w:szCs w:val="16"/>
+        </w:rPr>
+        <w:t xml:space="preserve"> </w:t>
+      </w:r>
+      <w:r>
+        <w:rPr>
+          <w:b/>
+          <w:bCs/>
+          <w:sz w:val="36"/>
+          <w:szCs w:val="36"/>
+        </w:rPr>
+        <w:t>Pre Coro</w:t>
+      </w:r>
+    </w:p>
+    <w:p>
+      <w:pPr>
+        <w:spacing w:after="0"/>
+        <w:rPr>
+          <w:sz w:val="36"/>
+          <w:szCs w:val="36"/>
+        </w:rPr>
+      </w:pPr>
+      <w:r>
+        <w:rPr>
+          <w:sz w:val="36"/>
+          <w:szCs w:val="36"/>
+        </w:rPr>
+        <w:t xml:space="preserve">            Bm7</w:t>
+      </w:r>
+      <w:r>
+        <w:rPr>
+          <w:sz w:val="36"/>
+          <w:szCs w:val="36"/>
+        </w:rPr>
+        <w:t xml:space="preserve">  </w:t>
+      </w:r>
+      <w:r>
+        <w:rPr>
+          <w:sz w:val="36"/>
+          <w:szCs w:val="36"/>
+        </w:rPr>
+        <w:t xml:space="preserve">A </w:t>
+      </w:r>
+      <w:r>
+        <w:rPr>
+          <w:sz w:val="36"/>
+          <w:szCs w:val="36"/>
+        </w:rPr>
+        <w:t xml:space="preserve"> </w:t>
+      </w:r>
+      <w:r>
+        <w:rPr>
+          <w:sz w:val="36"/>
+          <w:szCs w:val="36"/>
+        </w:rPr>
+        <w:t xml:space="preserve">  G                </w:t>
+      </w:r>
+      <w:r>
+        <w:rPr>
+          <w:sz w:val="36"/>
+          <w:szCs w:val="36"/>
+        </w:rPr>
+        <w:t xml:space="preserve"> </w:t>
+      </w:r>
+      <w:r>
+        <w:rPr>
+          <w:sz w:val="36"/>
+          <w:szCs w:val="36"/>
+        </w:rPr>
+        <w:t xml:space="preserve">      </w:t>
+      </w:r>
+      <w:r>
+        <w:rPr>
+          <w:sz w:val="36"/>
+          <w:szCs w:val="36"/>
+        </w:rPr>
+        <w:t xml:space="preserve">  </w:t>
+      </w:r>
+      <w:r>
+        <w:rPr>
+          <w:sz w:val="36"/>
+          <w:szCs w:val="36"/>
+        </w:rPr>
+        <w:t xml:space="preserve"> Bm7</w:t>
+      </w:r>
+      <w:r>
+        <w:rPr>
+          <w:sz w:val="36"/>
+          <w:szCs w:val="36"/>
+        </w:rPr>
+        <w:t xml:space="preserve"> </w:t>
+      </w:r>
+      <w:r>
+        <w:rPr>
+          <w:sz w:val="36"/>
+          <w:szCs w:val="36"/>
+        </w:rPr>
+        <w:t xml:space="preserve"> </w:t>
+      </w:r>
+      <w:r>
+        <w:rPr>
+          <w:sz w:val="36"/>
+          <w:szCs w:val="36"/>
+        </w:rPr>
+        <w:t xml:space="preserve"> </w:t>
+      </w:r>
+      <w:r>
+        <w:rPr>
+          <w:sz w:val="36"/>
+          <w:szCs w:val="36"/>
+        </w:rPr>
+        <w:t xml:space="preserve">A </w:t>
+      </w:r>
+      <w:r>
+        <w:rPr>
+          <w:sz w:val="36"/>
+          <w:szCs w:val="36"/>
+        </w:rPr>
+        <w:t xml:space="preserve">   </w:t>
+      </w:r>
+      <w:r>
+        <w:rPr>
+          <w:sz w:val="36"/>
+          <w:szCs w:val="36"/>
+        </w:rPr>
+        <w:t xml:space="preserve"> </w:t>
+      </w:r>
+      <w:r>
+        <w:rPr>
+          <w:sz w:val="36"/>
+          <w:szCs w:val="36"/>
+        </w:rPr>
+        <w:t xml:space="preserve"> </w:t>
+      </w:r>
+      <w:r>
+        <w:rPr>
+          <w:sz w:val="36"/>
+          <w:szCs w:val="36"/>
+        </w:rPr>
+        <w:t xml:space="preserve">G           </w:t>
+      </w:r>
+    </w:p>
+    <w:p>
+      <w:pPr>
+        <w:spacing w:after="0"/>
+        <w:rPr>
+          <w:sz w:val="36"/>
+          <w:szCs w:val="36"/>
+        </w:rPr>
+      </w:pPr>
+      <w:r>
+        <w:rPr>
+          <w:sz w:val="36"/>
+          <w:szCs w:val="36"/>
+        </w:rPr>
+        <w:t>//creo en ti    J</w:t>
+      </w:r>
+      <w:r>
+        <w:rPr>
+          <w:sz w:val="36"/>
+          <w:szCs w:val="36"/>
+        </w:rPr>
+        <w:t>e</w:t>
+      </w:r>
+      <w:r>
+        <w:rPr>
+          <w:sz w:val="36"/>
+          <w:szCs w:val="36"/>
+        </w:rPr>
+        <w:t xml:space="preserve">  sús, y en lo que harás   </w:t>
+      </w:r>
+      <w:r>
+        <w:rPr>
+          <w:sz w:val="36"/>
+          <w:szCs w:val="36"/>
+        </w:rPr>
+        <w:t xml:space="preserve"> </w:t>
+      </w:r>
+      <w:r>
+        <w:rPr>
+          <w:sz w:val="36"/>
+          <w:szCs w:val="36"/>
+        </w:rPr>
+        <w:t xml:space="preserve">en </w:t>
+      </w:r>
+      <w:r>
+        <w:rPr>
+          <w:sz w:val="36"/>
+          <w:szCs w:val="36"/>
+        </w:rPr>
+        <w:t xml:space="preserve"> </w:t>
+      </w:r>
+      <w:r>
+        <w:rPr>
+          <w:sz w:val="36"/>
+          <w:szCs w:val="36"/>
+        </w:rPr>
+        <w:t xml:space="preserve">  mi//  </w:t>
+      </w:r>
+    </w:p>
+    <w:p>
+      <w:pPr>
+        <w:spacing w:after="0"/>
+        <w:rPr>
+          <w:sz w:val="36"/>
+          <w:szCs w:val="36"/>
+        </w:rPr>
+      </w:pPr>
+      <w:r>
+        <w:rPr>
+          <w:sz w:val="36"/>
+          <w:szCs w:val="36"/>
+        </w:rPr>
+        <w:t xml:space="preserve">       D        A</w:t>
+      </w:r>
+    </w:p>
+    <w:p>
+      <w:pPr>
+        <w:spacing w:after="0"/>
+        <w:rPr>
+          <w:sz w:val="36"/>
+          <w:szCs w:val="36"/>
+        </w:rPr>
+      </w:pPr>
+      <w:r>
+        <w:rPr>
+          <w:sz w:val="36"/>
+          <w:szCs w:val="36"/>
+        </w:rPr>
+        <w:t>en mí, en mí</w:t>
+      </w:r>
+    </w:p>
+    <w:p>
+      <w:pPr>
+        <w:spacing w:after="0"/>
+        <w:rPr>
+          <w:sz w:val="36"/>
+          <w:szCs w:val="36"/>
+        </w:rPr>
+      </w:pPr>
+    </w:p>
+    <w:p>
+      <w:pPr>
+        <w:spacing w:after="0"/>
         <w:rPr>
           <w:b/>
           <w:bCs/>
           <w:sz w:val="32"/>
           <w:szCs w:val="32"/>
         </w:rPr>
-        <w:t xml:space="preserve">Intro: </w:t>
-      </w:r>
-      <w:r>
-        <w:rPr>
-          <w:sz w:val="32"/>
-          <w:szCs w:val="32"/>
-        </w:rPr>
-        <w:t>//</w:t>
-      </w:r>
-      <w:r>
-        <w:rPr>
-          <w:sz w:val="32"/>
-          <w:szCs w:val="32"/>
-        </w:rPr>
-        <w:t xml:space="preserve"> </w:t>
-      </w:r>
-      <w:r>
-        <w:rPr>
-          <w:sz w:val="32"/>
-          <w:szCs w:val="32"/>
-        </w:rPr>
-        <w:t>G - A - D/F# -</w:t>
-      </w:r>
+      </w:pPr>
       <w:r>
         <w:rPr>
           <w:b/>
@@ -79,602 +589,67 @@
           <w:sz w:val="32"/>
           <w:szCs w:val="32"/>
         </w:rPr>
+        <w:t>//Coro//</w:t>
+      </w:r>
+    </w:p>
+    <w:p>
+      <w:pPr>
+        <w:spacing w:after="0"/>
+        <w:rPr>
+          <w:sz w:val="36"/>
+          <w:szCs w:val="36"/>
+        </w:rPr>
+      </w:pPr>
+      <w:r>
+        <w:rPr>
+          <w:sz w:val="36"/>
+          <w:szCs w:val="36"/>
+        </w:rPr>
+        <w:t xml:space="preserve">            Bm7                G                          </w:t>
+      </w:r>
+    </w:p>
+    <w:p>
+      <w:pPr>
+        <w:spacing w:after="0"/>
+        <w:rPr>
+          <w:sz w:val="36"/>
+          <w:szCs w:val="36"/>
+        </w:rPr>
+      </w:pPr>
+      <w:r>
+        <w:rPr>
+          <w:sz w:val="36"/>
+          <w:szCs w:val="36"/>
+        </w:rPr>
+        <w:t xml:space="preserve">Recibe, toda la gloria, toda la honra, </w:t>
+      </w:r>
+    </w:p>
+    <w:p>
+      <w:pPr>
+        <w:spacing w:after="0"/>
+        <w:rPr>
+          <w:sz w:val="36"/>
+          <w:szCs w:val="36"/>
+        </w:rPr>
+      </w:pPr>
+      <w:r>
+        <w:rPr>
+          <w:sz w:val="36"/>
+          <w:szCs w:val="36"/>
+        </w:rPr>
+        <w:t xml:space="preserve">      D              </w:t>
+      </w:r>
+      <w:r>
+        <w:rPr>
+          <w:sz w:val="36"/>
+          <w:szCs w:val="36"/>
+        </w:rPr>
         <w:t xml:space="preserve"> </w:t>
       </w:r>
       <w:r>
         <w:rPr>
-          <w:sz w:val="32"/>
-          <w:szCs w:val="32"/>
-        </w:rPr>
-        <w:t xml:space="preserve">G - G - A </w:t>
-      </w:r>
-      <w:r>
-        <w:rPr>
-          <w:sz w:val="32"/>
-          <w:szCs w:val="32"/>
-        </w:rPr>
-        <w:t>-</w:t>
-      </w:r>
-      <w:r>
-        <w:rPr>
-          <w:sz w:val="32"/>
-          <w:szCs w:val="32"/>
-        </w:rPr>
-        <w:t xml:space="preserve"> Bm</w:t>
-      </w:r>
-      <w:r>
-        <w:rPr>
-          <w:sz w:val="32"/>
-          <w:szCs w:val="32"/>
-        </w:rPr>
-        <w:t xml:space="preserve"> </w:t>
-      </w:r>
-      <w:r>
-        <w:rPr>
-          <w:sz w:val="32"/>
-          <w:szCs w:val="32"/>
-        </w:rPr>
-        <w:t>//</w:t>
-      </w:r>
-    </w:p>
-    <w:p>
-      <w:pPr>
-        <w:spacing w:after="0"/>
-        <w:rPr>
-          <w:b/>
-          <w:bCs/>
-          <w:sz w:val="32"/>
-          <w:szCs w:val="32"/>
-        </w:rPr>
-      </w:pPr>
-      <w:r>
-        <w:rPr>
-          <w:b/>
-          <w:bCs/>
-          <w:sz w:val="32"/>
-          <w:szCs w:val="32"/>
-        </w:rPr>
-        <w:t>Verso</w:t>
-      </w:r>
-    </w:p>
-    <w:p>
-      <w:pPr>
-        <w:spacing w:after="0"/>
-        <w:rPr>
-          <w:sz w:val="32"/>
-          <w:szCs w:val="32"/>
-        </w:rPr>
-      </w:pPr>
-      <w:r>
-        <w:rPr>
-          <w:sz w:val="32"/>
-          <w:szCs w:val="32"/>
-        </w:rPr>
-        <w:t>Bm7                                G</w:t>
-      </w:r>
-    </w:p>
-    <w:p>
-      <w:pPr>
-        <w:spacing w:after="0"/>
-        <w:rPr>
-          <w:sz w:val="32"/>
-          <w:szCs w:val="32"/>
-        </w:rPr>
-      </w:pPr>
-      <w:r>
-        <w:rPr>
-          <w:sz w:val="32"/>
-          <w:szCs w:val="32"/>
-        </w:rPr>
-        <w:t>Quiero levantar a ti mis manos</w:t>
-      </w:r>
-    </w:p>
-    <w:p>
-      <w:pPr>
-        <w:spacing w:after="0"/>
-        <w:rPr>
-          <w:sz w:val="32"/>
-          <w:szCs w:val="32"/>
-        </w:rPr>
-      </w:pPr>
-      <w:r>
-        <w:rPr>
-          <w:sz w:val="32"/>
-          <w:szCs w:val="32"/>
-        </w:rPr>
-        <w:t xml:space="preserve">           D                      </w:t>
-      </w:r>
-      <w:r>
-        <w:rPr>
-          <w:sz w:val="32"/>
-          <w:szCs w:val="32"/>
-        </w:rPr>
-        <w:t xml:space="preserve">    </w:t>
-      </w:r>
-      <w:r>
-        <w:rPr>
-          <w:sz w:val="32"/>
-          <w:szCs w:val="32"/>
-        </w:rPr>
-        <w:t>A</w:t>
-      </w:r>
-    </w:p>
-    <w:p>
-      <w:pPr>
-        <w:spacing w:after="0"/>
-        <w:rPr>
-          <w:sz w:val="32"/>
-          <w:szCs w:val="32"/>
-        </w:rPr>
-      </w:pPr>
-      <w:r>
-        <w:rPr>
-          <w:sz w:val="32"/>
-          <w:szCs w:val="32"/>
-        </w:rPr>
-        <w:t>Maravilloso Jesús, milagroso Señor</w:t>
-      </w:r>
-    </w:p>
-    <w:p>
-      <w:pPr>
-        <w:spacing w:after="0"/>
-        <w:rPr>
-          <w:sz w:val="32"/>
-          <w:szCs w:val="32"/>
-        </w:rPr>
-      </w:pPr>
-      <w:r>
-        <w:rPr>
-          <w:sz w:val="32"/>
-          <w:szCs w:val="32"/>
-        </w:rPr>
-        <w:t>Bm7                                  G</w:t>
-      </w:r>
-    </w:p>
-    <w:p>
-      <w:pPr>
-        <w:spacing w:after="0"/>
-        <w:rPr>
-          <w:sz w:val="32"/>
-          <w:szCs w:val="32"/>
-        </w:rPr>
-      </w:pPr>
-      <w:r>
-        <w:rPr>
-          <w:sz w:val="32"/>
-          <w:szCs w:val="32"/>
-        </w:rPr>
-        <w:t>Llena este lugar de tu presencia</w:t>
-      </w:r>
-    </w:p>
-    <w:p>
-      <w:pPr>
-        <w:spacing w:after="0"/>
-        <w:rPr>
-          <w:sz w:val="32"/>
-          <w:szCs w:val="32"/>
-        </w:rPr>
-      </w:pPr>
-      <w:r>
-        <w:rPr>
-          <w:sz w:val="32"/>
-          <w:szCs w:val="32"/>
-        </w:rPr>
-        <w:t xml:space="preserve">                       D                                 </w:t>
-      </w:r>
-      <w:r>
-        <w:rPr>
-          <w:sz w:val="32"/>
-          <w:szCs w:val="32"/>
-        </w:rPr>
-        <w:t xml:space="preserve">   </w:t>
-      </w:r>
-      <w:r>
-        <w:rPr>
-          <w:sz w:val="32"/>
-          <w:szCs w:val="32"/>
-        </w:rPr>
-        <w:t>A</w:t>
-      </w:r>
-    </w:p>
-    <w:p>
-      <w:pPr>
-        <w:spacing w:after="0"/>
-        <w:rPr>
-          <w:sz w:val="32"/>
-          <w:szCs w:val="32"/>
-        </w:rPr>
-      </w:pPr>
-      <w:r>
-        <w:rPr>
-          <w:sz w:val="32"/>
-          <w:szCs w:val="32"/>
-        </w:rPr>
-        <w:t>Y has descender tu poder a los que estamos aquí</w:t>
-      </w:r>
-    </w:p>
-    <w:p>
-      <w:pPr>
-        <w:spacing w:after="0"/>
-        <w:rPr>
-          <w:sz w:val="32"/>
-          <w:szCs w:val="32"/>
-        </w:rPr>
-      </w:pPr>
-    </w:p>
-    <w:p>
-      <w:pPr>
-        <w:spacing w:after="0"/>
-        <w:rPr>
-          <w:b/>
-          <w:bCs/>
-          <w:sz w:val="32"/>
-          <w:szCs w:val="32"/>
-        </w:rPr>
-      </w:pPr>
-      <w:r>
-        <w:rPr>
-          <w:b/>
-          <w:bCs/>
-          <w:sz w:val="14"/>
-          <w:szCs w:val="14"/>
-        </w:rPr>
-        <w:t xml:space="preserve"> </w:t>
-      </w:r>
-      <w:r>
-        <w:rPr>
-          <w:b/>
-          <w:bCs/>
-          <w:sz w:val="32"/>
-          <w:szCs w:val="32"/>
-        </w:rPr>
-        <w:t>Pre Coro</w:t>
-      </w:r>
-    </w:p>
-    <w:p>
-      <w:pPr>
-        <w:spacing w:after="0"/>
-        <w:rPr>
-          <w:sz w:val="32"/>
-          <w:szCs w:val="32"/>
-        </w:rPr>
-      </w:pPr>
-      <w:r>
-        <w:rPr>
-          <w:sz w:val="32"/>
-          <w:szCs w:val="32"/>
-        </w:rPr>
-        <w:t xml:space="preserve">            Bm7</w:t>
-      </w:r>
-      <w:r>
-        <w:rPr>
-          <w:sz w:val="32"/>
-          <w:szCs w:val="32"/>
-        </w:rPr>
-        <w:t xml:space="preserve">  </w:t>
-      </w:r>
-      <w:r>
-        <w:rPr>
-          <w:sz w:val="32"/>
-          <w:szCs w:val="32"/>
-        </w:rPr>
-        <w:t xml:space="preserve">A </w:t>
-      </w:r>
-      <w:r>
-        <w:rPr>
-          <w:sz w:val="32"/>
-          <w:szCs w:val="32"/>
-        </w:rPr>
-        <w:t xml:space="preserve"> </w:t>
-      </w:r>
-      <w:r>
-        <w:rPr>
-          <w:sz w:val="32"/>
-          <w:szCs w:val="32"/>
-        </w:rPr>
-        <w:t xml:space="preserve">  G                </w:t>
-      </w:r>
-      <w:r>
-        <w:rPr>
-          <w:sz w:val="32"/>
-          <w:szCs w:val="32"/>
-        </w:rPr>
-        <w:t xml:space="preserve"> </w:t>
-      </w:r>
-      <w:r>
-        <w:rPr>
-          <w:sz w:val="32"/>
-          <w:szCs w:val="32"/>
-        </w:rPr>
-        <w:t xml:space="preserve">      </w:t>
-      </w:r>
-      <w:r>
-        <w:rPr>
-          <w:sz w:val="32"/>
-          <w:szCs w:val="32"/>
-        </w:rPr>
-        <w:t xml:space="preserve">  </w:t>
-      </w:r>
-      <w:r>
-        <w:rPr>
-          <w:sz w:val="32"/>
-          <w:szCs w:val="32"/>
-        </w:rPr>
-        <w:t xml:space="preserve"> Bm7</w:t>
-      </w:r>
-      <w:r>
-        <w:rPr>
-          <w:sz w:val="32"/>
-          <w:szCs w:val="32"/>
-        </w:rPr>
-        <w:t xml:space="preserve"> </w:t>
-      </w:r>
-      <w:r>
-        <w:rPr>
-          <w:sz w:val="32"/>
-          <w:szCs w:val="32"/>
-        </w:rPr>
-        <w:t xml:space="preserve"> </w:t>
-      </w:r>
-      <w:r>
-        <w:rPr>
-          <w:sz w:val="32"/>
-          <w:szCs w:val="32"/>
-        </w:rPr>
-        <w:t xml:space="preserve"> </w:t>
-      </w:r>
-      <w:r>
-        <w:rPr>
-          <w:sz w:val="32"/>
-          <w:szCs w:val="32"/>
-        </w:rPr>
-        <w:t xml:space="preserve">A </w:t>
-      </w:r>
-      <w:r>
-        <w:rPr>
-          <w:sz w:val="32"/>
-          <w:szCs w:val="32"/>
-        </w:rPr>
-        <w:t xml:space="preserve">   </w:t>
-      </w:r>
-      <w:r>
-        <w:rPr>
-          <w:sz w:val="32"/>
-          <w:szCs w:val="32"/>
-        </w:rPr>
-        <w:t xml:space="preserve"> </w:t>
-      </w:r>
-      <w:r>
-        <w:rPr>
-          <w:sz w:val="32"/>
-          <w:szCs w:val="32"/>
-        </w:rPr>
-        <w:t xml:space="preserve"> </w:t>
-      </w:r>
-      <w:r>
-        <w:rPr>
-          <w:sz w:val="32"/>
-          <w:szCs w:val="32"/>
-        </w:rPr>
-        <w:t xml:space="preserve">G           </w:t>
-      </w:r>
-    </w:p>
-    <w:p>
-      <w:pPr>
-        <w:spacing w:after="0"/>
-        <w:rPr>
-          <w:sz w:val="32"/>
-          <w:szCs w:val="32"/>
-        </w:rPr>
-      </w:pPr>
-      <w:r>
-        <w:rPr>
-          <w:sz w:val="32"/>
-          <w:szCs w:val="32"/>
-        </w:rPr>
-        <w:t>//creo en ti    J</w:t>
-      </w:r>
-      <w:r>
-        <w:rPr>
-          <w:sz w:val="32"/>
-          <w:szCs w:val="32"/>
-        </w:rPr>
-        <w:t>e</w:t>
-      </w:r>
-      <w:r>
-        <w:rPr>
-          <w:sz w:val="32"/>
-          <w:szCs w:val="32"/>
-        </w:rPr>
-        <w:t xml:space="preserve">  sús, y en lo que harás   </w:t>
-      </w:r>
-      <w:r>
-        <w:rPr>
-          <w:sz w:val="32"/>
-          <w:szCs w:val="32"/>
-        </w:rPr>
-        <w:t xml:space="preserve"> </w:t>
-      </w:r>
-      <w:r>
-        <w:rPr>
-          <w:sz w:val="32"/>
-          <w:szCs w:val="32"/>
-        </w:rPr>
-        <w:t xml:space="preserve">en </w:t>
-      </w:r>
-      <w:r>
-        <w:rPr>
-          <w:sz w:val="32"/>
-          <w:szCs w:val="32"/>
-        </w:rPr>
-        <w:t xml:space="preserve"> </w:t>
-      </w:r>
-      <w:r>
-        <w:rPr>
-          <w:sz w:val="32"/>
-          <w:szCs w:val="32"/>
-        </w:rPr>
-        <w:t xml:space="preserve">  mi//  </w:t>
-      </w:r>
-    </w:p>
-    <w:p>
-      <w:pPr>
-        <w:spacing w:after="0"/>
-        <w:rPr>
-          <w:sz w:val="32"/>
-          <w:szCs w:val="32"/>
-        </w:rPr>
-      </w:pPr>
-      <w:r>
-        <w:rPr>
-          <w:sz w:val="32"/>
-          <w:szCs w:val="32"/>
-        </w:rPr>
-        <w:t xml:space="preserve">       D        A</w:t>
-      </w:r>
-    </w:p>
-    <w:p>
-      <w:pPr>
-        <w:spacing w:after="0"/>
-        <w:rPr>
-          <w:sz w:val="32"/>
-          <w:szCs w:val="32"/>
-        </w:rPr>
-      </w:pPr>
-      <w:r>
-        <w:rPr>
-          <w:sz w:val="32"/>
-          <w:szCs w:val="32"/>
-        </w:rPr>
-        <w:t>en mí, en mí</w:t>
-      </w:r>
-    </w:p>
-    <w:p>
-      <w:pPr>
-        <w:spacing w:after="0"/>
-        <w:rPr>
-          <w:sz w:val="32"/>
-          <w:szCs w:val="32"/>
-        </w:rPr>
-      </w:pPr>
-    </w:p>
-    <w:p>
-      <w:pPr>
-        <w:spacing w:after="0"/>
-        <w:rPr>
-          <w:b/>
-          <w:bCs/>
-          <w:sz w:val="32"/>
-          <w:szCs w:val="32"/>
-        </w:rPr>
-      </w:pPr>
-      <w:r>
-        <w:rPr>
-          <w:b/>
-          <w:bCs/>
-          <w:sz w:val="32"/>
-          <w:szCs w:val="32"/>
-        </w:rPr>
-        <w:t>//</w:t>
-      </w:r>
-      <w:r>
-        <w:rPr>
-          <w:b/>
-          <w:bCs/>
-          <w:sz w:val="32"/>
-          <w:szCs w:val="32"/>
-        </w:rPr>
-        <w:t>Coro</w:t>
-      </w:r>
-      <w:r>
-        <w:rPr>
-          <w:b/>
-          <w:bCs/>
-          <w:sz w:val="32"/>
-          <w:szCs w:val="32"/>
-        </w:rPr>
-        <w:t>//</w:t>
-      </w:r>
-    </w:p>
-    <w:p>
-      <w:pPr>
-        <w:spacing w:after="0"/>
-        <w:rPr>
-          <w:sz w:val="32"/>
-          <w:szCs w:val="32"/>
-        </w:rPr>
-      </w:pPr>
-      <w:r>
-        <w:rPr>
-          <w:sz w:val="32"/>
-          <w:szCs w:val="32"/>
-        </w:rPr>
-        <w:t xml:space="preserve">            Bm7                G                          </w:t>
-      </w:r>
-    </w:p>
-    <w:p>
-      <w:pPr>
-        <w:spacing w:after="0"/>
-        <w:rPr>
-          <w:sz w:val="32"/>
-          <w:szCs w:val="32"/>
-        </w:rPr>
-      </w:pPr>
-      <w:r>
-        <w:rPr>
-          <w:sz w:val="32"/>
-          <w:szCs w:val="32"/>
-        </w:rPr>
-        <w:t xml:space="preserve">Recibe, toda la gloria, toda la honra, </w:t>
-      </w:r>
-    </w:p>
-    <w:p>
-      <w:pPr>
-        <w:spacing w:after="0"/>
-        <w:rPr>
-          <w:sz w:val="32"/>
-          <w:szCs w:val="32"/>
-        </w:rPr>
-      </w:pPr>
-      <w:r>
-        <w:rPr>
-          <w:sz w:val="32"/>
-          <w:szCs w:val="32"/>
-        </w:rPr>
-        <w:t xml:space="preserve">      </w:t>
-      </w:r>
-      <w:r>
-        <w:rPr>
-          <w:sz w:val="32"/>
-          <w:szCs w:val="32"/>
-        </w:rPr>
-        <w:t xml:space="preserve">D            </w:t>
-      </w:r>
-      <w:r>
-        <w:rPr>
-          <w:sz w:val="32"/>
-          <w:szCs w:val="32"/>
-        </w:rPr>
-        <w:t xml:space="preserve"> </w:t>
-      </w:r>
-      <w:r>
-        <w:rPr>
-          <w:sz w:val="32"/>
-          <w:szCs w:val="32"/>
-        </w:rPr>
-        <w:t xml:space="preserve"> </w:t>
-      </w:r>
-      <w:r>
-        <w:rPr>
-          <w:sz w:val="32"/>
-          <w:szCs w:val="32"/>
-        </w:rPr>
-        <w:t xml:space="preserve"> </w:t>
-      </w:r>
-      <w:r>
-        <w:rPr>
-          <w:sz w:val="32"/>
-          <w:szCs w:val="32"/>
+          <w:sz w:val="36"/>
+          <w:szCs w:val="36"/>
         </w:rPr>
         <w:t xml:space="preserve">     A</w:t>
       </w:r>
@@ -683,14 +658,14 @@
       <w:pPr>
         <w:spacing w:after="0"/>
         <w:rPr>
-          <w:sz w:val="32"/>
-          <w:szCs w:val="32"/>
-        </w:rPr>
-      </w:pPr>
-      <w:r>
-        <w:rPr>
-          <w:sz w:val="32"/>
-          <w:szCs w:val="32"/>
+          <w:sz w:val="36"/>
+          <w:szCs w:val="36"/>
+        </w:rPr>
+      </w:pPr>
+      <w:r>
+        <w:rPr>
+          <w:sz w:val="36"/>
+          <w:szCs w:val="36"/>
         </w:rPr>
         <w:t>precioso hijo de Dios</w:t>
       </w:r>
